--- a/MERN Phase Wise/Phase Wise Templets/Project Design Phase/Problem - Solution Fit Template/Problem - Solution Fit Template v1.docx
+++ b/MERN Phase Wise/Phase Wise Templets/Project Design Phase/Problem - Solution Fit Template/Problem - Solution Fit Template v1.docx
@@ -131,7 +131,7 @@
           </w:tcPr>
           <w:p>
             <w:r>
-              <w:t>SB Stocks – Virtual Stock Trading Platform</w:t>
+              <w:t>Stock Trading App</w:t>
             </w:r>
           </w:p>
         </w:tc>
